--- a/companies/calderwood-partners/Engagements/Garcia-Werner/2021.04.04 - Kickoff Memo - Back-Office Automation.docx
+++ b/companies/calderwood-partners/Engagements/Garcia-Werner/2021.04.04 - Kickoff Memo - Back-Office Automation.docx
@@ -3,11 +3,25 @@
 <w:document xmlns:wpc="http://schemas.microsoft.com/office/word/2010/wordprocessingCanvas" xmlns:mo="http://schemas.microsoft.com/office/mac/office/2008/main" xmlns:mc="http://schemas.openxmlformats.org/markup-compatibility/2006" xmlns:mv="urn:schemas-microsoft-com:mac:vml" xmlns:o="urn:schemas-microsoft-com:office:office" xmlns:r="http://schemas.openxmlformats.org/officeDocument/2006/relationships" xmlns:m="http://schemas.openxmlformats.org/officeDocument/2006/math" xmlns:v="urn:schemas-microsoft-com:vml" xmlns:wp14="http://schemas.microsoft.com/office/word/2010/wordprocessingDrawing" xmlns:wp="http://schemas.openxmlformats.org/drawingml/2006/wordprocessingDrawing" xmlns:w10="urn:schemas-microsoft-com:office:word" xmlns:w="http://schemas.openxmlformats.org/wordprocessingml/2006/main" xmlns:w14="http://schemas.microsoft.com/office/word/2010/wordml" xmlns:wpg="http://schemas.microsoft.com/office/word/2010/wordprocessingGroup" xmlns:wpi="http://schemas.microsoft.com/office/word/2010/wordprocessingInk" xmlns:wne="http://schemas.microsoft.com/office/word/2006/wordml" xmlns:wps="http://schemas.microsoft.com/office/word/2010/wordprocessingShape" mc:Ignorable="w14 wp14">
   <w:body>
     <w:p>
+      <w:r>
+        <w:t>To: Matthew Parrish</w:t>
+        <w:br/>
+        <w:t>From: Pamela Miller, Research Associate</w:t>
+        <w:br/>
+        <w:t>Re: Back-Office Automation for Garcia-Werner -- kickoff and workplan</w:t>
+      </w:r>
+    </w:p>
+    <w:p>
+      <w:r>
+        <w:t>The test of this engagement is whether Garcia-Werner can run its own back office with less hand work and more confidence in the numbers once we have gone, not whether we produce a tidy map of the current state, and I am setting the workplan down now so the two of us start from one account of it rather than two. Our sponsor on the client side is Mark Villegas, their Chief Financial Officer, and he has been direct that the work is worth doing only if his own staff can operate the result without us in the room. Work begins on April 1, 2021, and the assignment is scoped to run about four months, which gives us room to understand the processes properly before we commit to which of them to automate first.</w:t>
+      </w:r>
+    </w:p>
+    <w:p>
       <w:pPr>
-        <w:pStyle w:val="Heading1"/>
+        <w:pStyle w:val="Heading2"/>
       </w:pPr>
       <w:r>
-        <w:t>Kickoff notes: the Garcia-Werner back-office automation work</w:t>
+        <w:t>How the work splits</w:t>
       </w:r>
     </w:p>
     <w:p>
@@ -15,7 +29,7 @@
         <w:pStyle w:val="ListBullet"/>
       </w:pPr>
       <w:r>
-        <w:t>To: Matthew Parrish</w:t>
+        <w:t>1. Map the current processes. I will follow each of the main back-office routines end to end, from invoice receipt through reconciliation and close, and record where a step is done by hand only because it always has been.</w:t>
       </w:r>
     </w:p>
     <w:p>
@@ -23,7 +37,7 @@
         <w:pStyle w:val="ListBullet"/>
       </w:pPr>
       <w:r>
-        <w:t>From: Pamela Miller</w:t>
+        <w:t>2. Benchmark the cost and effort. Matthew Parrish will assemble the outside reference points, how comparable finance functions handle the same work and at what cost, so we can judge which processes at Garcia-Werner are run well and which are merely run.</w:t>
       </w:r>
     </w:p>
     <w:p>
@@ -31,12 +45,20 @@
         <w:pStyle w:val="ListBullet"/>
       </w:pPr>
       <w:r>
-        <w:t>Re: how we will run the opening weeks</w:t>
+        <w:t>3. Rank the automation candidates. Together we will weigh each process by the effort it consumes against the difficulty of automating it, so the sequence we recommend begins where the return is surest.</w:t>
+      </w:r>
+    </w:p>
+    <w:p>
+      <w:pPr>
+        <w:pStyle w:val="ListBullet"/>
+      </w:pPr>
+      <w:r>
+        <w:t>4. Draft the automation design. Once the ranking holds, we set out how the leading processes would be redesigned, described in terms of what the change asks the client's staff to do differently.</w:t>
       </w:r>
     </w:p>
     <w:p>
       <w:r>
-        <w:t>This is a short note on how we will run the first weeks of the back-office automation work. The engagement began on April 1, 2021 and runs about four months. What we have been asked to do is plain enough to state in a sentence: look at the routine back-office tasks Garcia-Werner handles by hand today, work out which of them software could take over, and come back with a ranked list of the changes worth making and the order to make them in. The work sits mostly in the finance office, which is why the CFO is our sponsor. Everything we recommend later stands on the current-state picture we build now, so the early weeks go to getting that picture right and agreed before we lean on it.</w:t>
+        <w:t>These are not four tasks to run at once. The process map has to be right before the benchmarking means anything, and the ranking is only as sound as the map and the benchmarks beneath it. A design built on a process we have not actually watched tends to come apart the first time it meets a real invoice, so we hold to this order even when the client would like to see a recommendation sooner.</w:t>
       </w:r>
     </w:p>
     <w:p>
@@ -44,94 +66,12 @@
         <w:pStyle w:val="Heading2"/>
       </w:pPr>
       <w:r>
-        <w:t>What the work breaks into</w:t>
-      </w:r>
-    </w:p>
-    <w:p>
-      <w:pPr>
-        <w:pStyle w:val="ListBullet"/>
-      </w:pPr>
-      <w:r>
-        <w:t>Current-state map. Write down how each back-office process actually runs today, step by step, including where a task waits and where it passes from one person or team to another. I will note the source for every step, so anyone reading it later can see where it came from.</w:t>
-      </w:r>
-    </w:p>
-    <w:p>
-      <w:pPr>
-        <w:pStyle w:val="ListBullet"/>
-      </w:pPr>
-      <w:r>
-        <w:t>Volume and effort baseline. Attach the volumes and the time each process takes, drawn from the client's own records rather than from our guesses, so the diagnosis rests on numbers Garcia-Werner recognizes as its own.</w:t>
-      </w:r>
-    </w:p>
-    <w:p>
-      <w:pPr>
-        <w:pStyle w:val="ListBullet"/>
-      </w:pPr>
-      <w:r>
-        <w:t>Automation candidates. From the map and the baseline, pull out the steps that are repetitive and rule-bound enough to automate, and describe what each one would take.</w:t>
-      </w:r>
-    </w:p>
-    <w:p>
-      <w:pPr>
-        <w:pStyle w:val="ListBullet"/>
-      </w:pPr>
-      <w:r>
-        <w:t>Ranking and sequence. Weigh the candidates against the effort to do them and the time or cost they would return, and put them in an order that front-loads the clear wins.</w:t>
+        <w:t>The opening weeks</w:t>
       </w:r>
     </w:p>
     <w:p>
       <w:r>
-        <w:t>A word on the baseline, since everything hangs on it. A current-state figure is only as good as the record behind it. Where a number comes from a system report, I will mark it as solid; where it rests on a single month or on a manager's recollection, I will flag it as provisional and hold it apart until the client confirms it. What we are after is a picture both sides trust, so any figure nobody on their side will stand behind gets confirmed or dropped before it goes into the baseline.</w:t>
-      </w:r>
-    </w:p>
-    <w:p>
-      <w:r>
-        <w:t>On who does what: you will pull and check the client's operating data as it comes in, and I will keep the running map and the written record we hand back. Anything that goes to the client gets a read here before it leaves, the same as on any engagement.</w:t>
-      </w:r>
-    </w:p>
-    <w:p>
-      <w:pPr>
-        <w:pStyle w:val="Heading2"/>
-      </w:pPr>
-      <w:r>
-        <w:t>Getting started</w:t>
-      </w:r>
-    </w:p>
-    <w:p>
-      <w:pPr>
-        <w:pStyle w:val="ListBullet"/>
-      </w:pPr>
-      <w:r>
-        <w:t>I will send the first data request in the opening days, scoped to process volumes, cycle times, and the effort each process takes.</w:t>
-      </w:r>
-    </w:p>
-    <w:p>
-      <w:pPr>
-        <w:pStyle w:val="ListBullet"/>
-      </w:pPr>
-      <w:r>
-        <w:t>Confirm with Mark Villegas, the client's Chief Financial Officer, a single person on their side to route data and access requests to.</w:t>
-      </w:r>
-    </w:p>
-    <w:p>
-      <w:pPr>
-        <w:pStyle w:val="ListBullet"/>
-      </w:pPr>
-      <w:r>
-        <w:t>Set the first working session once the opening records are in hand.</w:t>
-      </w:r>
-    </w:p>
-    <w:p>
-      <w:pPr>
-        <w:pStyle w:val="ListBullet"/>
-      </w:pPr>
-      <w:r>
-        <w:t>You and I to agree the list of processes we will map, so we are not each working from a different one.</w:t>
-      </w:r>
-    </w:p>
-    <w:p>
-      <w:r>
-        <w:t>On cadence: working sessions will produce written minutes, and the client will get a status report from us at regular points. Between those, most of what passes to the client will be short notes about data and scheduling. If anything in the framing above looks wrong to you, flag it before we take it to their team and I will fix it first.</w:t>
+        <w:t>Three things need to close in the first fortnight. I will have the list of back-office processes and their owners confirmed with the client by the end of the first week, so that we are studying the real routines and not an org chart's version of them. Matthew Parrish should have his first benchmark sources in hand by then, kept to the processes we already know are large, so we are not waiting on a wide search before we can begin. And I would like the two of us to walk through the current-state map together before the first client working session, so we arrive with one reading of it rather than two. If you can see a conflict in your first two weeks, tell me now, while the client dates are still open.</w:t>
       </w:r>
     </w:p>
     <w:sectPr>
